--- a/output/documents/signature-form.docx
+++ b/output/documents/signature-form.docx
@@ -81,10 +81,17 @@
           <w:p>
             <w:pPr>
               <w:keepNext w:val="0"/>
-              <w:spacing w:before="0" w:after="0" w:line="260" w:lineRule="exact"/>
-              <w:jc w:val="start"/>
-              <w:bidi/>
+              <w:spacing w:before="0" w:after="0" w:line="280" w:lineRule="exact"/>
+              <w:jc w:val="left"/>
             </w:pPr>
+            <w:r>
+              <w:rPr>
+                <w:rFonts w:ascii="Arial" w:hAnsi="Arial" w:cs="Bahij TheSansArabic Plain"/>
+                <w:b w:val="0"/>
+                <w:color w:val="242235"/>
+                <w:sz w:val="18"/>
+              </w:rPr>
+            </w:r>
             <w:r>
               <w:rPr>
                 <w:rFonts w:ascii="Bahij TheSansArabic Plain" w:hAnsi="Bahij TheSansArabic Plain" w:cs="Bahij TheSansArabic Plain"/>
@@ -94,15 +101,17 @@
                 <w:rtl/>
                 <w:szCs w:val="19"/>
               </w:rPr>
-              <w:t>التاريخ</w:t>
+              <w:t>⁧التاريخ⁩</w:t>
             </w:r>
-          </w:p>
-          <w:p>
-            <w:pPr>
-              <w:keepNext w:val="0"/>
-              <w:spacing w:before="0" w:after="0" w:line="220" w:lineRule="exact"/>
-              <w:jc w:val="left"/>
-            </w:pPr>
+            <w:r>
+              <w:rPr>
+                <w:rFonts w:ascii="Arial" w:hAnsi="Arial" w:cs="Bahij TheSansArabic Plain"/>
+                <w:b w:val="0"/>
+                <w:color w:val="656575"/>
+                <w:sz w:val="16"/>
+              </w:rPr>
+              <w:t xml:space="preserve"> / </w:t>
+            </w:r>
             <w:r>
               <w:rPr>
                 <w:rFonts w:ascii="Arial" w:hAnsi="Arial" w:cs="Bahij TheSansArabic Plain"/>
@@ -110,7 +119,7 @@
                 <w:color w:val="656575"/>
                 <w:sz w:val="15"/>
               </w:rPr>
-              <w:t>Date</w:t>
+              <w:t>⁦Date⁩</w:t>
             </w:r>
           </w:p>
           <w:p>
@@ -152,10 +161,17 @@
           <w:p>
             <w:pPr>
               <w:keepNext w:val="0"/>
-              <w:spacing w:before="0" w:after="0" w:line="260" w:lineRule="exact"/>
-              <w:jc w:val="start"/>
-              <w:bidi/>
+              <w:spacing w:before="0" w:after="0" w:line="280" w:lineRule="exact"/>
+              <w:jc w:val="left"/>
             </w:pPr>
+            <w:r>
+              <w:rPr>
+                <w:rFonts w:ascii="Arial" w:hAnsi="Arial" w:cs="Bahij TheSansArabic Plain"/>
+                <w:b w:val="0"/>
+                <w:color w:val="242235"/>
+                <w:sz w:val="18"/>
+              </w:rPr>
+            </w:r>
             <w:r>
               <w:rPr>
                 <w:rFonts w:ascii="Bahij TheSansArabic Plain" w:hAnsi="Bahij TheSansArabic Plain" w:cs="Bahij TheSansArabic Plain"/>
@@ -165,15 +181,17 @@
                 <w:rtl/>
                 <w:szCs w:val="19"/>
               </w:rPr>
-              <w:t>رقم العميل</w:t>
+              <w:t>⁧رقم العميل⁩</w:t>
             </w:r>
-          </w:p>
-          <w:p>
-            <w:pPr>
-              <w:keepNext w:val="0"/>
-              <w:spacing w:before="0" w:after="0" w:line="220" w:lineRule="exact"/>
-              <w:jc w:val="left"/>
-            </w:pPr>
+            <w:r>
+              <w:rPr>
+                <w:rFonts w:ascii="Arial" w:hAnsi="Arial" w:cs="Bahij TheSansArabic Plain"/>
+                <w:b w:val="0"/>
+                <w:color w:val="656575"/>
+                <w:sz w:val="16"/>
+              </w:rPr>
+              <w:t xml:space="preserve"> / </w:t>
+            </w:r>
             <w:r>
               <w:rPr>
                 <w:rFonts w:ascii="Arial" w:hAnsi="Arial" w:cs="Bahij TheSansArabic Plain"/>
@@ -181,7 +199,7 @@
                 <w:color w:val="656575"/>
                 <w:sz w:val="15"/>
               </w:rPr>
-              <w:t>Client Number</w:t>
+              <w:t>⁦Client Number⁩</w:t>
             </w:r>
           </w:p>
           <w:p>
@@ -263,10 +281,17 @@
           <w:p>
             <w:pPr>
               <w:keepNext w:val="0"/>
-              <w:spacing w:before="0" w:after="0" w:line="260" w:lineRule="exact"/>
-              <w:jc w:val="start"/>
-              <w:bidi/>
+              <w:spacing w:before="0" w:after="0" w:line="280" w:lineRule="exact"/>
+              <w:jc w:val="left"/>
             </w:pPr>
+            <w:r>
+              <w:rPr>
+                <w:rFonts w:ascii="Arial" w:hAnsi="Arial" w:cs="Bahij TheSansArabic Plain"/>
+                <w:b w:val="0"/>
+                <w:color w:val="242235"/>
+                <w:sz w:val="18"/>
+              </w:rPr>
+            </w:r>
             <w:r>
               <w:rPr>
                 <w:rFonts w:ascii="Bahij TheSansArabic Plain" w:hAnsi="Bahij TheSansArabic Plain" w:cs="Bahij TheSansArabic Plain"/>
@@ -276,15 +301,17 @@
                 <w:rtl/>
                 <w:szCs w:val="19"/>
               </w:rPr>
-              <w:t>اسم العميل</w:t>
+              <w:t>⁧اسم العميل⁩</w:t>
             </w:r>
-          </w:p>
-          <w:p>
-            <w:pPr>
-              <w:keepNext w:val="0"/>
-              <w:spacing w:before="0" w:after="0" w:line="220" w:lineRule="exact"/>
-              <w:jc w:val="left"/>
-            </w:pPr>
+            <w:r>
+              <w:rPr>
+                <w:rFonts w:ascii="Arial" w:hAnsi="Arial" w:cs="Bahij TheSansArabic Plain"/>
+                <w:b w:val="0"/>
+                <w:color w:val="656575"/>
+                <w:sz w:val="16"/>
+              </w:rPr>
+              <w:t xml:space="preserve"> / </w:t>
+            </w:r>
             <w:r>
               <w:rPr>
                 <w:rFonts w:ascii="Arial" w:hAnsi="Arial" w:cs="Bahij TheSansArabic Plain"/>
@@ -292,7 +319,7 @@
                 <w:color w:val="656575"/>
                 <w:sz w:val="15"/>
               </w:rPr>
-              <w:t>Client Name</w:t>
+              <w:t>⁦Client Name⁩</w:t>
             </w:r>
           </w:p>
           <w:p>
@@ -374,10 +401,17 @@
           <w:p>
             <w:pPr>
               <w:keepNext w:val="0"/>
-              <w:spacing w:before="0" w:after="0" w:line="260" w:lineRule="exact"/>
-              <w:jc w:val="start"/>
-              <w:bidi/>
+              <w:spacing w:before="0" w:after="0" w:line="280" w:lineRule="exact"/>
+              <w:jc w:val="left"/>
             </w:pPr>
+            <w:r>
+              <w:rPr>
+                <w:rFonts w:ascii="Arial" w:hAnsi="Arial" w:cs="Bahij TheSansArabic Plain"/>
+                <w:b w:val="0"/>
+                <w:color w:val="242235"/>
+                <w:sz w:val="18"/>
+              </w:rPr>
+            </w:r>
             <w:r>
               <w:rPr>
                 <w:rFonts w:ascii="Bahij TheSansArabic Plain" w:hAnsi="Bahij TheSansArabic Plain" w:cs="Bahij TheSansArabic Plain"/>
@@ -387,15 +421,17 @@
                 <w:rtl/>
                 <w:szCs w:val="19"/>
               </w:rPr>
-              <w:t>رقم الحساب</w:t>
+              <w:t>⁧رقم الحساب⁩</w:t>
             </w:r>
-          </w:p>
-          <w:p>
-            <w:pPr>
-              <w:keepNext w:val="0"/>
-              <w:spacing w:before="0" w:after="0" w:line="220" w:lineRule="exact"/>
-              <w:jc w:val="left"/>
-            </w:pPr>
+            <w:r>
+              <w:rPr>
+                <w:rFonts w:ascii="Arial" w:hAnsi="Arial" w:cs="Bahij TheSansArabic Plain"/>
+                <w:b w:val="0"/>
+                <w:color w:val="656575"/>
+                <w:sz w:val="16"/>
+              </w:rPr>
+              <w:t xml:space="preserve"> / </w:t>
+            </w:r>
             <w:r>
               <w:rPr>
                 <w:rFonts w:ascii="Arial" w:hAnsi="Arial" w:cs="Bahij TheSansArabic Plain"/>
@@ -403,7 +439,7 @@
                 <w:color w:val="656575"/>
                 <w:sz w:val="15"/>
               </w:rPr>
-              <w:t>Account Number</w:t>
+              <w:t>⁦Account Number⁩</w:t>
             </w:r>
           </w:p>
           <w:p>
@@ -526,10 +562,17 @@
           <w:p>
             <w:pPr>
               <w:keepNext w:val="0"/>
-              <w:spacing w:before="0" w:after="0" w:line="260" w:lineRule="exact"/>
-              <w:jc w:val="start"/>
-              <w:bidi/>
+              <w:spacing w:before="0" w:after="0" w:line="280" w:lineRule="exact"/>
+              <w:jc w:val="left"/>
             </w:pPr>
+            <w:r>
+              <w:rPr>
+                <w:rFonts w:ascii="Arial" w:hAnsi="Arial" w:cs="Bahij TheSansArabic Plain"/>
+                <w:b w:val="0"/>
+                <w:color w:val="242235"/>
+                <w:sz w:val="18"/>
+              </w:rPr>
+            </w:r>
             <w:r>
               <w:rPr>
                 <w:rFonts w:ascii="Bahij TheSansArabic Plain" w:hAnsi="Bahij TheSansArabic Plain" w:cs="Bahij TheSansArabic Plain"/>
@@ -540,15 +583,8 @@
                 <w:szCs w:val="19"/>
                 <w:bCs/>
               </w:rPr>
-              <w:t>العميل / المفوض</w:t>
+              <w:t>⁧العميل / المفوض⁩</w:t>
             </w:r>
-          </w:p>
-          <w:p>
-            <w:pPr>
-              <w:keepNext w:val="0"/>
-              <w:spacing w:before="0" w:after="0" w:line="240" w:lineRule="exact"/>
-              <w:jc w:val="left"/>
-            </w:pPr>
             <w:r>
               <w:rPr>
                 <w:rFonts w:ascii="Arial" w:hAnsi="Arial" w:cs="Bahij TheSansArabic Plain"/>
@@ -556,7 +592,16 @@
                 <w:color w:val="656575"/>
                 <w:sz w:val="16"/>
               </w:rPr>
-              <w:t>Client / Authorized</w:t>
+              <w:t xml:space="preserve"> / </w:t>
+            </w:r>
+            <w:r>
+              <w:rPr>
+                <w:rFonts w:ascii="Arial" w:hAnsi="Arial" w:cs="Bahij TheSansArabic Plain"/>
+                <w:b w:val="0"/>
+                <w:color w:val="656575"/>
+                <w:sz w:val="16"/>
+              </w:rPr>
+              <w:t>⁦Client / Authorized⁩</w:t>
             </w:r>
           </w:p>
           <w:tbl>
@@ -618,23 +663,6 @@
                   </w:r>
                   <w:r>
                     <w:rPr>
-                      <w:rFonts w:ascii="Arial" w:hAnsi="Arial" w:cs="Bahij TheSansArabic Plain"/>
-                      <w:b w:val="0"/>
-                      <w:color w:val="242235"/>
-                      <w:sz w:val="16"/>
-                    </w:rPr>
-                    <w:t>Client</w:t>
-                  </w:r>
-                </w:p>
-                <w:p>
-                  <w:pPr>
-                    <w:keepNext w:val="0"/>
-                    <w:spacing w:before="0" w:after="0" w:line="260" w:lineRule="exact"/>
-                    <w:jc w:val="start"/>
-                    <w:bidi/>
-                  </w:pPr>
-                  <w:r>
-                    <w:rPr>
                       <w:rFonts w:ascii="Bahij TheSansArabic Plain" w:hAnsi="Bahij TheSansArabic Plain" w:cs="Bahij TheSansArabic Plain"/>
                       <w:b w:val="0"/>
                       <w:color w:val="242235"/>
@@ -642,7 +670,25 @@
                       <w:rtl/>
                       <w:szCs w:val="18"/>
                     </w:rPr>
-                    <w:t>العميل</w:t>
+                    <w:t>⁧العميل⁩</w:t>
+                  </w:r>
+                  <w:r>
+                    <w:rPr>
+                      <w:rFonts w:ascii="Arial" w:hAnsi="Arial" w:cs="Bahij TheSansArabic Plain"/>
+                      <w:b w:val="0"/>
+                      <w:color w:val="242235"/>
+                      <w:sz w:val="16"/>
+                    </w:rPr>
+                    <w:t xml:space="preserve"> / </w:t>
+                  </w:r>
+                  <w:r>
+                    <w:rPr>
+                      <w:rFonts w:ascii="Arial" w:hAnsi="Arial" w:cs="Bahij TheSansArabic Plain"/>
+                      <w:b w:val="0"/>
+                      <w:color w:val="242235"/>
+                      <w:sz w:val="16"/>
+                    </w:rPr>
+                    <w:t>⁦Client⁩</w:t>
                   </w:r>
                 </w:p>
               </w:tc>
@@ -682,23 +728,6 @@
                   </w:r>
                   <w:r>
                     <w:rPr>
-                      <w:rFonts w:ascii="Arial" w:hAnsi="Arial" w:cs="Bahij TheSansArabic Plain"/>
-                      <w:b w:val="0"/>
-                      <w:color w:val="242235"/>
-                      <w:sz w:val="16"/>
-                    </w:rPr>
-                    <w:t>Authorized</w:t>
-                  </w:r>
-                </w:p>
-                <w:p>
-                  <w:pPr>
-                    <w:keepNext w:val="0"/>
-                    <w:spacing w:before="0" w:after="0" w:line="260" w:lineRule="exact"/>
-                    <w:jc w:val="start"/>
-                    <w:bidi/>
-                  </w:pPr>
-                  <w:r>
-                    <w:rPr>
                       <w:rFonts w:ascii="Bahij TheSansArabic Plain" w:hAnsi="Bahij TheSansArabic Plain" w:cs="Bahij TheSansArabic Plain"/>
                       <w:b w:val="0"/>
                       <w:color w:val="242235"/>
@@ -706,7 +735,25 @@
                       <w:rtl/>
                       <w:szCs w:val="18"/>
                     </w:rPr>
-                    <w:t>المفوض</w:t>
+                    <w:t>⁧المفوض⁩</w:t>
+                  </w:r>
+                  <w:r>
+                    <w:rPr>
+                      <w:rFonts w:ascii="Arial" w:hAnsi="Arial" w:cs="Bahij TheSansArabic Plain"/>
+                      <w:b w:val="0"/>
+                      <w:color w:val="242235"/>
+                      <w:sz w:val="16"/>
+                    </w:rPr>
+                    <w:t xml:space="preserve"> / </w:t>
+                  </w:r>
+                  <w:r>
+                    <w:rPr>
+                      <w:rFonts w:ascii="Arial" w:hAnsi="Arial" w:cs="Bahij TheSansArabic Plain"/>
+                      <w:b w:val="0"/>
+                      <w:color w:val="242235"/>
+                      <w:sz w:val="16"/>
+                    </w:rPr>
+                    <w:t>⁦Authorized⁩</w:t>
                   </w:r>
                 </w:p>
               </w:tc>
@@ -782,10 +829,17 @@
           <w:p>
             <w:pPr>
               <w:keepNext w:val="0"/>
-              <w:spacing w:before="0" w:after="0" w:line="260" w:lineRule="exact"/>
-              <w:jc w:val="start"/>
-              <w:bidi/>
+              <w:spacing w:before="0" w:after="0" w:line="280" w:lineRule="exact"/>
+              <w:jc w:val="left"/>
             </w:pPr>
+            <w:r>
+              <w:rPr>
+                <w:rFonts w:ascii="Arial" w:hAnsi="Arial" w:cs="Bahij TheSansArabic Plain"/>
+                <w:b w:val="0"/>
+                <w:color w:val="242235"/>
+                <w:sz w:val="18"/>
+              </w:rPr>
+            </w:r>
             <w:r>
               <w:rPr>
                 <w:rFonts w:ascii="Bahij TheSansArabic Plain" w:hAnsi="Bahij TheSansArabic Plain" w:cs="Bahij TheSansArabic Plain"/>
@@ -795,15 +849,17 @@
                 <w:rtl/>
                 <w:szCs w:val="19"/>
               </w:rPr>
-              <w:t>الاسم</w:t>
+              <w:t>⁧الاسم⁩</w:t>
             </w:r>
-          </w:p>
-          <w:p>
-            <w:pPr>
-              <w:keepNext w:val="0"/>
-              <w:spacing w:before="0" w:after="0" w:line="220" w:lineRule="exact"/>
-              <w:jc w:val="left"/>
-            </w:pPr>
+            <w:r>
+              <w:rPr>
+                <w:rFonts w:ascii="Arial" w:hAnsi="Arial" w:cs="Bahij TheSansArabic Plain"/>
+                <w:b w:val="0"/>
+                <w:color w:val="656575"/>
+                <w:sz w:val="16"/>
+              </w:rPr>
+              <w:t xml:space="preserve"> / </w:t>
+            </w:r>
             <w:r>
               <w:rPr>
                 <w:rFonts w:ascii="Arial" w:hAnsi="Arial" w:cs="Bahij TheSansArabic Plain"/>
@@ -811,7 +867,7 @@
                 <w:color w:val="656575"/>
                 <w:sz w:val="15"/>
               </w:rPr>
-              <w:t>Name</w:t>
+              <w:t>⁦Name⁩</w:t>
             </w:r>
           </w:p>
           <w:p>
@@ -894,10 +950,17 @@
           <w:p>
             <w:pPr>
               <w:keepNext w:val="0"/>
-              <w:spacing w:before="0" w:after="0" w:line="260" w:lineRule="exact"/>
-              <w:jc w:val="start"/>
-              <w:bidi/>
+              <w:spacing w:before="0" w:after="0" w:line="280" w:lineRule="exact"/>
+              <w:jc w:val="left"/>
             </w:pPr>
+            <w:r>
+              <w:rPr>
+                <w:rFonts w:ascii="Arial" w:hAnsi="Arial" w:cs="Bahij TheSansArabic Plain"/>
+                <w:b w:val="0"/>
+                <w:color w:val="242235"/>
+                <w:sz w:val="18"/>
+              </w:rPr>
+            </w:r>
             <w:r>
               <w:rPr>
                 <w:rFonts w:ascii="Bahij TheSansArabic Plain" w:hAnsi="Bahij TheSansArabic Plain" w:cs="Bahij TheSansArabic Plain"/>
@@ -907,15 +970,17 @@
                 <w:rtl/>
                 <w:szCs w:val="19"/>
               </w:rPr>
-              <w:t>رقم الهوية</w:t>
+              <w:t>⁧رقم الهوية⁩</w:t>
             </w:r>
-          </w:p>
-          <w:p>
-            <w:pPr>
-              <w:keepNext w:val="0"/>
-              <w:spacing w:before="0" w:after="0" w:line="220" w:lineRule="exact"/>
-              <w:jc w:val="left"/>
-            </w:pPr>
+            <w:r>
+              <w:rPr>
+                <w:rFonts w:ascii="Arial" w:hAnsi="Arial" w:cs="Bahij TheSansArabic Plain"/>
+                <w:b w:val="0"/>
+                <w:color w:val="656575"/>
+                <w:sz w:val="16"/>
+              </w:rPr>
+              <w:t xml:space="preserve"> / </w:t>
+            </w:r>
             <w:r>
               <w:rPr>
                 <w:rFonts w:ascii="Arial" w:hAnsi="Arial" w:cs="Bahij TheSansArabic Plain"/>
@@ -923,7 +988,7 @@
                 <w:color w:val="656575"/>
                 <w:sz w:val="15"/>
               </w:rPr>
-              <w:t>ID Number</w:t>
+              <w:t>⁦ID Number⁩</w:t>
             </w:r>
           </w:p>
           <w:p>
@@ -965,10 +1030,17 @@
           <w:p>
             <w:pPr>
               <w:keepNext w:val="0"/>
-              <w:spacing w:before="0" w:after="0" w:line="260" w:lineRule="exact"/>
-              <w:jc w:val="start"/>
-              <w:bidi/>
+              <w:spacing w:before="0" w:after="0" w:line="280" w:lineRule="exact"/>
+              <w:jc w:val="left"/>
             </w:pPr>
+            <w:r>
+              <w:rPr>
+                <w:rFonts w:ascii="Arial" w:hAnsi="Arial" w:cs="Bahij TheSansArabic Plain"/>
+                <w:b w:val="0"/>
+                <w:color w:val="242235"/>
+                <w:sz w:val="18"/>
+              </w:rPr>
+            </w:r>
             <w:r>
               <w:rPr>
                 <w:rFonts w:ascii="Bahij TheSansArabic Plain" w:hAnsi="Bahij TheSansArabic Plain" w:cs="Bahij TheSansArabic Plain"/>
@@ -978,15 +1050,17 @@
                 <w:rtl/>
                 <w:szCs w:val="19"/>
               </w:rPr>
-              <w:t>نوع الهوية</w:t>
+              <w:t>⁧نوع الهوية⁩</w:t>
             </w:r>
-          </w:p>
-          <w:p>
-            <w:pPr>
-              <w:keepNext w:val="0"/>
-              <w:spacing w:before="0" w:after="0" w:line="220" w:lineRule="exact"/>
-              <w:jc w:val="left"/>
-            </w:pPr>
+            <w:r>
+              <w:rPr>
+                <w:rFonts w:ascii="Arial" w:hAnsi="Arial" w:cs="Bahij TheSansArabic Plain"/>
+                <w:b w:val="0"/>
+                <w:color w:val="656575"/>
+                <w:sz w:val="16"/>
+              </w:rPr>
+              <w:t xml:space="preserve"> / </w:t>
+            </w:r>
             <w:r>
               <w:rPr>
                 <w:rFonts w:ascii="Arial" w:hAnsi="Arial" w:cs="Bahij TheSansArabic Plain"/>
@@ -994,7 +1068,7 @@
                 <w:color w:val="656575"/>
                 <w:sz w:val="15"/>
               </w:rPr>
-              <w:t>Type of ID</w:t>
+              <w:t>⁦Type of ID⁩</w:t>
             </w:r>
           </w:p>
           <w:p>
@@ -1075,10 +1149,17 @@
           <w:p>
             <w:pPr>
               <w:keepNext w:val="0"/>
-              <w:spacing w:before="0" w:after="0" w:line="260" w:lineRule="exact"/>
-              <w:jc w:val="start"/>
-              <w:bidi/>
+              <w:spacing w:before="0" w:after="0" w:line="280" w:lineRule="exact"/>
+              <w:jc w:val="left"/>
             </w:pPr>
+            <w:r>
+              <w:rPr>
+                <w:rFonts w:ascii="Arial" w:hAnsi="Arial" w:cs="Bahij TheSansArabic Plain"/>
+                <w:b w:val="0"/>
+                <w:color w:val="242235"/>
+                <w:sz w:val="18"/>
+              </w:rPr>
+            </w:r>
             <w:r>
               <w:rPr>
                 <w:rFonts w:ascii="Bahij TheSansArabic Plain" w:hAnsi="Bahij TheSansArabic Plain" w:cs="Bahij TheSansArabic Plain"/>
@@ -1089,15 +1170,8 @@
                 <w:szCs w:val="19"/>
                 <w:bCs/>
               </w:rPr>
-              <w:t>تعليمات التوقيع</w:t>
+              <w:t>⁧تعليمات التوقيع⁩</w:t>
             </w:r>
-          </w:p>
-          <w:p>
-            <w:pPr>
-              <w:keepNext w:val="0"/>
-              <w:spacing w:before="0" w:after="0" w:line="240" w:lineRule="exact"/>
-              <w:jc w:val="left"/>
-            </w:pPr>
             <w:r>
               <w:rPr>
                 <w:rFonts w:ascii="Arial" w:hAnsi="Arial" w:cs="Bahij TheSansArabic Plain"/>
@@ -1105,7 +1179,16 @@
                 <w:color w:val="656575"/>
                 <w:sz w:val="16"/>
               </w:rPr>
-              <w:t>Signature instructions</w:t>
+              <w:t xml:space="preserve"> / </w:t>
+            </w:r>
+            <w:r>
+              <w:rPr>
+                <w:rFonts w:ascii="Arial" w:hAnsi="Arial" w:cs="Bahij TheSansArabic Plain"/>
+                <w:b w:val="0"/>
+                <w:color w:val="656575"/>
+                <w:sz w:val="16"/>
+              </w:rPr>
+              <w:t>⁦Signature instructions⁩</w:t>
             </w:r>
           </w:p>
           <w:tbl>
@@ -1167,23 +1250,6 @@
                   </w:r>
                   <w:r>
                     <w:rPr>
-                      <w:rFonts w:ascii="Arial" w:hAnsi="Arial" w:cs="Bahij TheSansArabic Plain"/>
-                      <w:b w:val="0"/>
-                      <w:color w:val="242235"/>
-                      <w:sz w:val="16"/>
-                    </w:rPr>
-                    <w:t>Joint</w:t>
-                  </w:r>
-                </w:p>
-                <w:p>
-                  <w:pPr>
-                    <w:keepNext w:val="0"/>
-                    <w:spacing w:before="0" w:after="0" w:line="260" w:lineRule="exact"/>
-                    <w:jc w:val="start"/>
-                    <w:bidi/>
-                  </w:pPr>
-                  <w:r>
-                    <w:rPr>
                       <w:rFonts w:ascii="Bahij TheSansArabic Plain" w:hAnsi="Bahij TheSansArabic Plain" w:cs="Bahij TheSansArabic Plain"/>
                       <w:b w:val="0"/>
                       <w:color w:val="242235"/>
@@ -1191,7 +1257,25 @@
                       <w:rtl/>
                       <w:szCs w:val="18"/>
                     </w:rPr>
-                    <w:t>مشترك</w:t>
+                    <w:t>⁧مشترك⁩</w:t>
+                  </w:r>
+                  <w:r>
+                    <w:rPr>
+                      <w:rFonts w:ascii="Arial" w:hAnsi="Arial" w:cs="Bahij TheSansArabic Plain"/>
+                      <w:b w:val="0"/>
+                      <w:color w:val="242235"/>
+                      <w:sz w:val="16"/>
+                    </w:rPr>
+                    <w:t xml:space="preserve"> / </w:t>
+                  </w:r>
+                  <w:r>
+                    <w:rPr>
+                      <w:rFonts w:ascii="Arial" w:hAnsi="Arial" w:cs="Bahij TheSansArabic Plain"/>
+                      <w:b w:val="0"/>
+                      <w:color w:val="242235"/>
+                      <w:sz w:val="16"/>
+                    </w:rPr>
+                    <w:t>⁦Joint⁩</w:t>
                   </w:r>
                 </w:p>
               </w:tc>
@@ -1231,23 +1315,6 @@
                   </w:r>
                   <w:r>
                     <w:rPr>
-                      <w:rFonts w:ascii="Arial" w:hAnsi="Arial" w:cs="Bahij TheSansArabic Plain"/>
-                      <w:b w:val="0"/>
-                      <w:color w:val="242235"/>
-                      <w:sz w:val="16"/>
-                    </w:rPr>
-                    <w:t>individual</w:t>
-                  </w:r>
-                </w:p>
-                <w:p>
-                  <w:pPr>
-                    <w:keepNext w:val="0"/>
-                    <w:spacing w:before="0" w:after="0" w:line="260" w:lineRule="exact"/>
-                    <w:jc w:val="start"/>
-                    <w:bidi/>
-                  </w:pPr>
-                  <w:r>
-                    <w:rPr>
                       <w:rFonts w:ascii="Bahij TheSansArabic Plain" w:hAnsi="Bahij TheSansArabic Plain" w:cs="Bahij TheSansArabic Plain"/>
                       <w:b w:val="0"/>
                       <w:color w:val="242235"/>
@@ -1255,7 +1322,25 @@
                       <w:rtl/>
                       <w:szCs w:val="18"/>
                     </w:rPr>
-                    <w:t>منفرد</w:t>
+                    <w:t>⁧منفرد⁩</w:t>
+                  </w:r>
+                  <w:r>
+                    <w:rPr>
+                      <w:rFonts w:ascii="Arial" w:hAnsi="Arial" w:cs="Bahij TheSansArabic Plain"/>
+                      <w:b w:val="0"/>
+                      <w:color w:val="242235"/>
+                      <w:sz w:val="16"/>
+                    </w:rPr>
+                    <w:t xml:space="preserve"> / </w:t>
+                  </w:r>
+                  <w:r>
+                    <w:rPr>
+                      <w:rFonts w:ascii="Arial" w:hAnsi="Arial" w:cs="Bahij TheSansArabic Plain"/>
+                      <w:b w:val="0"/>
+                      <w:color w:val="242235"/>
+                      <w:sz w:val="16"/>
+                    </w:rPr>
+                    <w:t>⁦individual⁩</w:t>
                   </w:r>
                 </w:p>
               </w:tc>
@@ -1330,10 +1415,17 @@
           <w:p>
             <w:pPr>
               <w:keepNext w:val="0"/>
-              <w:spacing w:before="0" w:after="0" w:line="260" w:lineRule="exact"/>
-              <w:jc w:val="start"/>
-              <w:bidi/>
+              <w:spacing w:before="0" w:after="0" w:line="280" w:lineRule="exact"/>
+              <w:jc w:val="left"/>
             </w:pPr>
+            <w:r>
+              <w:rPr>
+                <w:rFonts w:ascii="Arial" w:hAnsi="Arial" w:cs="Bahij TheSansArabic Plain"/>
+                <w:b w:val="0"/>
+                <w:color w:val="242235"/>
+                <w:sz w:val="18"/>
+              </w:rPr>
+            </w:r>
             <w:r>
               <w:rPr>
                 <w:rFonts w:ascii="Bahij TheSansArabic Plain" w:hAnsi="Bahij TheSansArabic Plain" w:cs="Bahij TheSansArabic Plain"/>
@@ -1344,15 +1436,8 @@
                 <w:szCs w:val="19"/>
                 <w:bCs/>
               </w:rPr>
-              <w:t>تعليمات التوقيع</w:t>
+              <w:t>⁧تعليمات التوقيع⁩</w:t>
             </w:r>
-          </w:p>
-          <w:p>
-            <w:pPr>
-              <w:keepNext w:val="0"/>
-              <w:spacing w:before="0" w:after="0" w:line="240" w:lineRule="exact"/>
-              <w:jc w:val="left"/>
-            </w:pPr>
             <w:r>
               <w:rPr>
                 <w:rFonts w:ascii="Arial" w:hAnsi="Arial" w:cs="Bahij TheSansArabic Plain"/>
@@ -1360,7 +1445,16 @@
                 <w:color w:val="656575"/>
                 <w:sz w:val="16"/>
               </w:rPr>
-              <w:t>Signature instructions</w:t>
+              <w:t xml:space="preserve"> / </w:t>
+            </w:r>
+            <w:r>
+              <w:rPr>
+                <w:rFonts w:ascii="Arial" w:hAnsi="Arial" w:cs="Bahij TheSansArabic Plain"/>
+                <w:b w:val="0"/>
+                <w:color w:val="656575"/>
+                <w:sz w:val="16"/>
+              </w:rPr>
+              <w:t>⁦Signature instructions⁩</w:t>
             </w:r>
           </w:p>
           <w:tbl>
@@ -1422,23 +1516,6 @@
                   </w:r>
                   <w:r>
                     <w:rPr>
-                      <w:rFonts w:ascii="Arial" w:hAnsi="Arial" w:cs="Bahij TheSansArabic Plain"/>
-                      <w:b w:val="0"/>
-                      <w:color w:val="242235"/>
-                      <w:sz w:val="16"/>
-                    </w:rPr>
-                    <w:t>Limited</w:t>
-                  </w:r>
-                </w:p>
-                <w:p>
-                  <w:pPr>
-                    <w:keepNext w:val="0"/>
-                    <w:spacing w:before="0" w:after="0" w:line="260" w:lineRule="exact"/>
-                    <w:jc w:val="start"/>
-                    <w:bidi/>
-                  </w:pPr>
-                  <w:r>
-                    <w:rPr>
                       <w:rFonts w:ascii="Bahij TheSansArabic Plain" w:hAnsi="Bahij TheSansArabic Plain" w:cs="Bahij TheSansArabic Plain"/>
                       <w:b w:val="0"/>
                       <w:color w:val="242235"/>
@@ -1446,7 +1523,25 @@
                       <w:rtl/>
                       <w:szCs w:val="18"/>
                     </w:rPr>
-                    <w:t>بحدود</w:t>
+                    <w:t>⁧بحدود⁩</w:t>
+                  </w:r>
+                  <w:r>
+                    <w:rPr>
+                      <w:rFonts w:ascii="Arial" w:hAnsi="Arial" w:cs="Bahij TheSansArabic Plain"/>
+                      <w:b w:val="0"/>
+                      <w:color w:val="242235"/>
+                      <w:sz w:val="16"/>
+                    </w:rPr>
+                    <w:t xml:space="preserve"> / </w:t>
+                  </w:r>
+                  <w:r>
+                    <w:rPr>
+                      <w:rFonts w:ascii="Arial" w:hAnsi="Arial" w:cs="Bahij TheSansArabic Plain"/>
+                      <w:b w:val="0"/>
+                      <w:color w:val="242235"/>
+                      <w:sz w:val="16"/>
+                    </w:rPr>
+                    <w:t>⁦Limited⁩</w:t>
                   </w:r>
                 </w:p>
               </w:tc>
@@ -1486,23 +1581,6 @@
                   </w:r>
                   <w:r>
                     <w:rPr>
-                      <w:rFonts w:ascii="Arial" w:hAnsi="Arial" w:cs="Bahij TheSansArabic Plain"/>
-                      <w:b w:val="0"/>
-                      <w:color w:val="242235"/>
-                      <w:sz w:val="16"/>
-                    </w:rPr>
-                    <w:t>Unlimited</w:t>
-                  </w:r>
-                </w:p>
-                <w:p>
-                  <w:pPr>
-                    <w:keepNext w:val="0"/>
-                    <w:spacing w:before="0" w:after="0" w:line="260" w:lineRule="exact"/>
-                    <w:jc w:val="start"/>
-                    <w:bidi/>
-                  </w:pPr>
-                  <w:r>
-                    <w:rPr>
                       <w:rFonts w:ascii="Bahij TheSansArabic Plain" w:hAnsi="Bahij TheSansArabic Plain" w:cs="Bahij TheSansArabic Plain"/>
                       <w:b w:val="0"/>
                       <w:color w:val="242235"/>
@@ -1510,7 +1588,25 @@
                       <w:rtl/>
                       <w:szCs w:val="18"/>
                     </w:rPr>
-                    <w:t>بدون حدود</w:t>
+                    <w:t>⁧بدون حدود⁩</w:t>
+                  </w:r>
+                  <w:r>
+                    <w:rPr>
+                      <w:rFonts w:ascii="Arial" w:hAnsi="Arial" w:cs="Bahij TheSansArabic Plain"/>
+                      <w:b w:val="0"/>
+                      <w:color w:val="242235"/>
+                      <w:sz w:val="16"/>
+                    </w:rPr>
+                    <w:t xml:space="preserve"> / </w:t>
+                  </w:r>
+                  <w:r>
+                    <w:rPr>
+                      <w:rFonts w:ascii="Arial" w:hAnsi="Arial" w:cs="Bahij TheSansArabic Plain"/>
+                      <w:b w:val="0"/>
+                      <w:color w:val="242235"/>
+                      <w:sz w:val="16"/>
+                    </w:rPr>
+                    <w:t>⁦Unlimited⁩</w:t>
                   </w:r>
                 </w:p>
               </w:tc>
@@ -1591,10 +1687,17 @@
           <w:p>
             <w:pPr>
               <w:keepNext w:val="0"/>
-              <w:spacing w:before="0" w:after="0" w:line="260" w:lineRule="exact"/>
-              <w:jc w:val="start"/>
-              <w:bidi/>
+              <w:spacing w:before="0" w:after="0" w:line="280" w:lineRule="exact"/>
+              <w:jc w:val="left"/>
             </w:pPr>
+            <w:r>
+              <w:rPr>
+                <w:rFonts w:ascii="Arial" w:hAnsi="Arial" w:cs="Bahij TheSansArabic Plain"/>
+                <w:b w:val="0"/>
+                <w:color w:val="242235"/>
+                <w:sz w:val="18"/>
+              </w:rPr>
+            </w:r>
             <w:r>
               <w:rPr>
                 <w:rFonts w:ascii="Bahij TheSansArabic Plain" w:hAnsi="Bahij TheSansArabic Plain" w:cs="Bahij TheSansArabic Plain"/>
@@ -1604,15 +1707,17 @@
                 <w:rtl/>
                 <w:szCs w:val="19"/>
               </w:rPr>
-              <w:t>نموذج التوقيع / البصمة</w:t>
+              <w:t>⁧نموذج التوقيع / البصمة⁩</w:t>
             </w:r>
-          </w:p>
-          <w:p>
-            <w:pPr>
-              <w:keepNext w:val="0"/>
-              <w:spacing w:before="0" w:after="0" w:line="220" w:lineRule="exact"/>
-              <w:jc w:val="left"/>
-            </w:pPr>
+            <w:r>
+              <w:rPr>
+                <w:rFonts w:ascii="Arial" w:hAnsi="Arial" w:cs="Bahij TheSansArabic Plain"/>
+                <w:b w:val="0"/>
+                <w:color w:val="656575"/>
+                <w:sz w:val="16"/>
+              </w:rPr>
+              <w:t xml:space="preserve"> / </w:t>
+            </w:r>
             <w:r>
               <w:rPr>
                 <w:rFonts w:ascii="Arial" w:hAnsi="Arial" w:cs="Bahij TheSansArabic Plain"/>
@@ -1620,7 +1725,7 @@
                 <w:color w:val="656575"/>
                 <w:sz w:val="15"/>
               </w:rPr>
-              <w:t>Specimen Signature(s)/Figerprint</w:t>
+              <w:t>⁦Specimen Signature(s)/Figerprint⁩</w:t>
             </w:r>
           </w:p>
           <w:p>
@@ -1745,10 +1850,17 @@
           <w:p>
             <w:pPr>
               <w:keepNext w:val="0"/>
-              <w:spacing w:before="0" w:after="0" w:line="260" w:lineRule="exact"/>
-              <w:jc w:val="start"/>
-              <w:bidi/>
+              <w:spacing w:before="0" w:after="0" w:line="280" w:lineRule="exact"/>
+              <w:jc w:val="left"/>
             </w:pPr>
+            <w:r>
+              <w:rPr>
+                <w:rFonts w:ascii="Arial" w:hAnsi="Arial" w:cs="Bahij TheSansArabic Plain"/>
+                <w:b w:val="0"/>
+                <w:color w:val="242235"/>
+                <w:sz w:val="18"/>
+              </w:rPr>
+            </w:r>
             <w:r>
               <w:rPr>
                 <w:rFonts w:ascii="Bahij TheSansArabic Plain" w:hAnsi="Bahij TheSansArabic Plain" w:cs="Bahij TheSansArabic Plain"/>
@@ -1758,15 +1870,17 @@
                 <w:rtl/>
                 <w:szCs w:val="19"/>
               </w:rPr>
-              <w:t>الفرع</w:t>
+              <w:t>⁧الفرع⁩</w:t>
             </w:r>
-          </w:p>
-          <w:p>
-            <w:pPr>
-              <w:keepNext w:val="0"/>
-              <w:spacing w:before="0" w:after="0" w:line="220" w:lineRule="exact"/>
-              <w:jc w:val="left"/>
-            </w:pPr>
+            <w:r>
+              <w:rPr>
+                <w:rFonts w:ascii="Arial" w:hAnsi="Arial" w:cs="Bahij TheSansArabic Plain"/>
+                <w:b w:val="0"/>
+                <w:color w:val="656575"/>
+                <w:sz w:val="16"/>
+              </w:rPr>
+              <w:t xml:space="preserve"> / </w:t>
+            </w:r>
             <w:r>
               <w:rPr>
                 <w:rFonts w:ascii="Arial" w:hAnsi="Arial" w:cs="Bahij TheSansArabic Plain"/>
@@ -1774,7 +1888,7 @@
                 <w:color w:val="656575"/>
                 <w:sz w:val="15"/>
               </w:rPr>
-              <w:t>Branch</w:t>
+              <w:t>⁦Branch⁩</w:t>
             </w:r>
           </w:p>
           <w:p>
@@ -2005,10 +2119,17 @@
           <w:p>
             <w:pPr>
               <w:keepNext w:val="0"/>
-              <w:spacing w:before="0" w:after="0" w:line="260" w:lineRule="exact"/>
-              <w:jc w:val="start"/>
-              <w:bidi/>
+              <w:spacing w:before="0" w:after="0" w:line="280" w:lineRule="exact"/>
+              <w:jc w:val="left"/>
             </w:pPr>
+            <w:r>
+              <w:rPr>
+                <w:rFonts w:ascii="Arial" w:hAnsi="Arial" w:cs="Bahij TheSansArabic Plain"/>
+                <w:b w:val="0"/>
+                <w:color w:val="242235"/>
+                <w:sz w:val="18"/>
+              </w:rPr>
+            </w:r>
             <w:r>
               <w:rPr>
                 <w:rFonts w:ascii="Bahij TheSansArabic Plain" w:hAnsi="Bahij TheSansArabic Plain" w:cs="Bahij TheSansArabic Plain"/>
@@ -2018,15 +2139,17 @@
                 <w:rtl/>
                 <w:szCs w:val="19"/>
               </w:rPr>
-              <w:t>الاسم</w:t>
+              <w:t>⁧الاسم⁩</w:t>
             </w:r>
-          </w:p>
-          <w:p>
-            <w:pPr>
-              <w:keepNext w:val="0"/>
-              <w:spacing w:before="0" w:after="0" w:line="220" w:lineRule="exact"/>
-              <w:jc w:val="left"/>
-            </w:pPr>
+            <w:r>
+              <w:rPr>
+                <w:rFonts w:ascii="Arial" w:hAnsi="Arial" w:cs="Bahij TheSansArabic Plain"/>
+                <w:b w:val="0"/>
+                <w:color w:val="656575"/>
+                <w:sz w:val="16"/>
+              </w:rPr>
+              <w:t xml:space="preserve"> / </w:t>
+            </w:r>
             <w:r>
               <w:rPr>
                 <w:rFonts w:ascii="Arial" w:hAnsi="Arial" w:cs="Bahij TheSansArabic Plain"/>
@@ -2034,7 +2157,7 @@
                 <w:color w:val="656575"/>
                 <w:sz w:val="15"/>
               </w:rPr>
-              <w:t>Name</w:t>
+              <w:t>⁦Name⁩</w:t>
             </w:r>
           </w:p>
           <w:p>
@@ -2067,10 +2190,17 @@
           <w:p>
             <w:pPr>
               <w:keepNext w:val="0"/>
-              <w:spacing w:before="0" w:after="0" w:line="260" w:lineRule="exact"/>
-              <w:jc w:val="start"/>
-              <w:bidi/>
+              <w:spacing w:before="0" w:after="0" w:line="280" w:lineRule="exact"/>
+              <w:jc w:val="left"/>
             </w:pPr>
+            <w:r>
+              <w:rPr>
+                <w:rFonts w:ascii="Arial" w:hAnsi="Arial" w:cs="Bahij TheSansArabic Plain"/>
+                <w:b w:val="0"/>
+                <w:color w:val="242235"/>
+                <w:sz w:val="18"/>
+              </w:rPr>
+            </w:r>
             <w:r>
               <w:rPr>
                 <w:rFonts w:ascii="Bahij TheSansArabic Plain" w:hAnsi="Bahij TheSansArabic Plain" w:cs="Bahij TheSansArabic Plain"/>
@@ -2080,15 +2210,17 @@
                 <w:rtl/>
                 <w:szCs w:val="19"/>
               </w:rPr>
-              <w:t>التوقيع</w:t>
+              <w:t>⁧التوقيع⁩</w:t>
             </w:r>
-          </w:p>
-          <w:p>
-            <w:pPr>
-              <w:keepNext w:val="0"/>
-              <w:spacing w:before="0" w:after="0" w:line="220" w:lineRule="exact"/>
-              <w:jc w:val="left"/>
-            </w:pPr>
+            <w:r>
+              <w:rPr>
+                <w:rFonts w:ascii="Arial" w:hAnsi="Arial" w:cs="Bahij TheSansArabic Plain"/>
+                <w:b w:val="0"/>
+                <w:color w:val="656575"/>
+                <w:sz w:val="16"/>
+              </w:rPr>
+              <w:t xml:space="preserve"> / </w:t>
+            </w:r>
             <w:r>
               <w:rPr>
                 <w:rFonts w:ascii="Arial" w:hAnsi="Arial" w:cs="Bahij TheSansArabic Plain"/>
@@ -2096,7 +2228,7 @@
                 <w:color w:val="656575"/>
                 <w:sz w:val="15"/>
               </w:rPr>
-              <w:t>Signature</w:t>
+              <w:t>⁦Signature⁩</w:t>
             </w:r>
           </w:p>
           <w:p>
@@ -2265,10 +2397,17 @@
           <w:p>
             <w:pPr>
               <w:keepNext w:val="0"/>
-              <w:spacing w:before="0" w:after="0" w:line="260" w:lineRule="exact"/>
-              <w:jc w:val="start"/>
-              <w:bidi/>
+              <w:spacing w:before="0" w:after="0" w:line="280" w:lineRule="exact"/>
+              <w:jc w:val="left"/>
             </w:pPr>
+            <w:r>
+              <w:rPr>
+                <w:rFonts w:ascii="Arial" w:hAnsi="Arial" w:cs="Bahij TheSansArabic Plain"/>
+                <w:b w:val="0"/>
+                <w:color w:val="242235"/>
+                <w:sz w:val="18"/>
+              </w:rPr>
+            </w:r>
             <w:r>
               <w:rPr>
                 <w:rFonts w:ascii="Bahij TheSansArabic Plain" w:hAnsi="Bahij TheSansArabic Plain" w:cs="Bahij TheSansArabic Plain"/>
@@ -2278,15 +2417,17 @@
                 <w:rtl/>
                 <w:szCs w:val="19"/>
               </w:rPr>
-              <w:t>الاسم</w:t>
+              <w:t>⁧الاسم⁩</w:t>
             </w:r>
-          </w:p>
-          <w:p>
-            <w:pPr>
-              <w:keepNext w:val="0"/>
-              <w:spacing w:before="0" w:after="0" w:line="220" w:lineRule="exact"/>
-              <w:jc w:val="left"/>
-            </w:pPr>
+            <w:r>
+              <w:rPr>
+                <w:rFonts w:ascii="Arial" w:hAnsi="Arial" w:cs="Bahij TheSansArabic Plain"/>
+                <w:b w:val="0"/>
+                <w:color w:val="656575"/>
+                <w:sz w:val="16"/>
+              </w:rPr>
+              <w:t xml:space="preserve"> / </w:t>
+            </w:r>
             <w:r>
               <w:rPr>
                 <w:rFonts w:ascii="Arial" w:hAnsi="Arial" w:cs="Bahij TheSansArabic Plain"/>
@@ -2294,7 +2435,7 @@
                 <w:color w:val="656575"/>
                 <w:sz w:val="15"/>
               </w:rPr>
-              <w:t>Name</w:t>
+              <w:t>⁦Name⁩</w:t>
             </w:r>
           </w:p>
           <w:p>
@@ -2327,10 +2468,17 @@
           <w:p>
             <w:pPr>
               <w:keepNext w:val="0"/>
-              <w:spacing w:before="0" w:after="0" w:line="260" w:lineRule="exact"/>
-              <w:jc w:val="start"/>
-              <w:bidi/>
+              <w:spacing w:before="0" w:after="0" w:line="280" w:lineRule="exact"/>
+              <w:jc w:val="left"/>
             </w:pPr>
+            <w:r>
+              <w:rPr>
+                <w:rFonts w:ascii="Arial" w:hAnsi="Arial" w:cs="Bahij TheSansArabic Plain"/>
+                <w:b w:val="0"/>
+                <w:color w:val="242235"/>
+                <w:sz w:val="18"/>
+              </w:rPr>
+            </w:r>
             <w:r>
               <w:rPr>
                 <w:rFonts w:ascii="Bahij TheSansArabic Plain" w:hAnsi="Bahij TheSansArabic Plain" w:cs="Bahij TheSansArabic Plain"/>
@@ -2340,15 +2488,17 @@
                 <w:rtl/>
                 <w:szCs w:val="19"/>
               </w:rPr>
-              <w:t>التوقيع</w:t>
+              <w:t>⁧التوقيع⁩</w:t>
             </w:r>
-          </w:p>
-          <w:p>
-            <w:pPr>
-              <w:keepNext w:val="0"/>
-              <w:spacing w:before="0" w:after="0" w:line="220" w:lineRule="exact"/>
-              <w:jc w:val="left"/>
-            </w:pPr>
+            <w:r>
+              <w:rPr>
+                <w:rFonts w:ascii="Arial" w:hAnsi="Arial" w:cs="Bahij TheSansArabic Plain"/>
+                <w:b w:val="0"/>
+                <w:color w:val="656575"/>
+                <w:sz w:val="16"/>
+              </w:rPr>
+              <w:t xml:space="preserve"> / </w:t>
+            </w:r>
             <w:r>
               <w:rPr>
                 <w:rFonts w:ascii="Arial" w:hAnsi="Arial" w:cs="Bahij TheSansArabic Plain"/>
@@ -2356,7 +2506,7 @@
                 <w:color w:val="656575"/>
                 <w:sz w:val="15"/>
               </w:rPr>
-              <w:t>Signature</w:t>
+              <w:t>⁦Signature⁩</w:t>
             </w:r>
           </w:p>
           <w:p>
